--- a/scenarios/live/deliverables/산출물_설계서.docx
+++ b/scenarios/live/deliverables/산출물_설계서.docx
@@ -449,6 +449,291 @@
         <w:t>위키 커밋: https://github.com/Abraxaspark91/n8n_termpjt/commit/7ad54eaba34b39daf406f6fe3449494cc3705018</w:t>
       </w:r>
     </w:p>
+    <w:p>
+      <w:pPr>
+        <w:pStyle w:val="Heading2"/>
+      </w:pPr>
+      <w:r>
+        <w:t>[REQ-20260730-co-wbs-pause-pp-routing-md-cleanup] CO 내부오더 WBS 전환 보류 통제와 PP 라우팅·자재/BOM 정비의 승인·검증·회귀 게이트를 산출물에 반</w:t>
+      </w:r>
+    </w:p>
+    <w:p>
+      <w:r>
+        <w:rPr>
+          <w:sz w:val="18"/>
+        </w:rPr>
+        <w:t>일시 2026-07-31T17:15:10.463Z · 요청자 Abraxaspark91(pusher) · 소스 github(demo, meetings/2026-07-30-steering.md) · 결정 진행을 승인하되, CO 임시 운영 통제·교차 모듈 영향도·마스터데이터 이관 및 복구 기준·테스트 게이트·컴플라이언스 책임자를 확정한 후 착수한다. PP 라우팅 표준화는 자재/BOM 정비와 승인 완료를 전제로 8월 목표 착수로만 관리한다. · DA 5</w:t>
+      </w:r>
+    </w:p>
+    <w:p>
+      <w:pPr>
+        <w:pStyle w:val="ListBullet"/>
+      </w:pPr>
+      <w:r>
+        <w:t>이번 릴리즈에서는 CO 내부오더의 WBS 전환을 보류하고 관련 개발·테스트 범위를 제외하되, 계획·예산·결산·보고·인터페이스 및 권한 설계 영향도를 기능별로 분석한다.</w:t>
+      </w:r>
+    </w:p>
+    <w:p>
+      <w:pPr>
+        <w:pStyle w:val="ListBullet"/>
+      </w:pPr>
+      <w:r>
+        <w:t>WBS 전환 보류 기간의 임시 운영 절차, 수기·대체 처리, 데이터 정합성 점검, 예외 승인, 운영 책임 조직 및 보류 해제·재검토 조건을 명시한다.</w:t>
+      </w:r>
+    </w:p>
+    <w:p>
+      <w:pPr>
+        <w:pStyle w:val="ListBullet"/>
+      </w:pPr>
+      <w:r>
+        <w:t>CO 테스트 제외 항목과 영향받는 연계 기능을 명시하고, WBS 전환 재개 시 CO 기능과 PP·자재/BOM 연계 회귀 테스트를 필수 범위로 지정한다.</w:t>
+      </w:r>
+    </w:p>
+    <w:p>
+      <w:pPr>
+        <w:pStyle w:val="ListBullet"/>
+      </w:pPr>
+      <w:r>
+        <w:t>PP 라우팅 표준화는 8월 목표 착수 시점으로만 관리하며 대상 공장·자재·라우팅 범위, 담당 조직, 착수 승인권자 및 세부 착수일은 미확정으로 표시한다.</w:t>
+      </w:r>
+    </w:p>
+    <w:p>
+      <w:pPr>
+        <w:pStyle w:val="ListBullet"/>
+      </w:pPr>
+      <w:r>
+        <w:t>PP 라우팅 표준화 착수 조건으로 자재/BOM 중복 조사, 정비 대상 확정, 정비 완료 및 승인, 신규 라우팅 검증 기준 충족을 정의한다.</w:t>
+      </w:r>
+    </w:p>
+    <w:p>
+      <w:pPr>
+        <w:pStyle w:val="ListBullet"/>
+      </w:pPr>
+      <w:r>
+        <w:t>자재/BOM 코드 중복 판정 기준, 대상 범위, 담당 조직, 정비 우선순위, 완료 기준과 승인권자를 정하고 확정 전에는 8월 일정과 표준화 완료일을 확정 일정으로 공지하지 않는다.</w:t>
+      </w:r>
+    </w:p>
+    <w:p>
+      <w:pPr>
+        <w:pStyle w:val="ListBullet"/>
+      </w:pPr>
+      <w:r>
+        <w:t>구코드-신코드 매핑, 참조 이관, 이력 보존, 영향도 검증, 롤백 절차와 실행 책임을 포함해 기존 트랜잭션·인터페이스·보고서·재고·원가 이력의 추적성을 보존한다.</w:t>
+      </w:r>
+    </w:p>
+    <w:p>
+      <w:pPr>
+        <w:pStyle w:val="ListBullet"/>
+      </w:pPr>
+      <w:r>
+        <w:t>매핑·이관 후 재고·원가·거래·인터페이스·보고서 결과를 원천 데이터와 대조하고 차이 허용 기준과 승인 절차를 정의한 뒤 운영 반영한다.</w:t>
+      </w:r>
+    </w:p>
+    <w:p>
+      <w:pPr>
+        <w:pStyle w:val="ListBullet"/>
+      </w:pPr>
+      <w:r>
+        <w:t>CO, PP, 자재/BOM 간 선후관계와 영향도를 분석하여 WBS 보류, 중복 정비, 라우팅 표준화의 의존성과 각 단계의 진입·종료 기준을 일정에 반영한다.</w:t>
+      </w:r>
+    </w:p>
+    <w:p>
+      <w:pPr>
+        <w:pStyle w:val="ListBullet"/>
+      </w:pPr>
+      <w:r>
+        <w:t>신규 PP 라우팅 및 마스터데이터에 정상·예외·중복·변경·재처리·인터페이스 시나리오를 포함한 검증 및 회귀 테스트를 수행하고 테스트 결과와 결함 조치 승인을 착수·운영 전환 게이트로 둔다.</w:t>
+      </w:r>
+    </w:p>
+    <w:p>
+      <w:pPr>
+        <w:pStyle w:val="ListBullet"/>
+      </w:pPr>
+      <w:r>
+        <w:t>마스터데이터 변경의 승인권자, 직무분리, 접근권한, 변경 이력, 감사로그, 원본·매핑 데이터 보존기간 및 무단 변경 방지 요건을 정의한다.</w:t>
+      </w:r>
+    </w:p>
+    <w:p>
+      <w:pPr>
+        <w:pStyle w:val="ListBullet"/>
+      </w:pPr>
+      <w:r>
+        <w:t>보류 및 데이터 정비로 인한 일정·기능 변경, 임시 운영 방식과 잠재적 보고 불일치를 고객 및 운영 조직에 사전 공지하고 공지 내용·대상·시점·문의 및 이슈 대응 책임을 관리한다.</w:t>
+      </w:r>
+    </w:p>
+    <w:p>
+      <w:pPr>
+        <w:pStyle w:val="ListBullet"/>
+      </w:pPr>
+      <w:r>
+        <w:t>CO 내부오더 WBS 전환 재검토는 정량적 조건과 의사결정 시점으로 관리하며 영향도 분석, 예산·결산·보고·인터페이스 검증, 운영 리스크 승인 조건 충족 전에는 재개하지 않는다.</w:t>
+      </w:r>
+    </w:p>
+    <w:p>
+      <w:pPr>
+        <w:pStyle w:val="IntenseQuote"/>
+      </w:pPr>
+      <w:r>
+        <w:t>리스크:</w:t>
+      </w:r>
+    </w:p>
+    <w:p>
+      <w:pPr>
+        <w:pStyle w:val="ListBullet"/>
+      </w:pPr>
+      <w:r>
+        <w:t>CO 내부오더 WBS 전환 보류로 계획·예산·결산·보고·인터페이스의 수작업 또는 대체 처리 부담과 데이터 불일치가 증가할 수 있다.</w:t>
+      </w:r>
+    </w:p>
+    <w:p>
+      <w:pPr>
+        <w:pStyle w:val="ListBullet"/>
+      </w:pPr>
+      <w:r>
+        <w:t>임시 운영의 책임과 승인 절차가 확정되지 않으면 통제 누락, 권한 남용 또는 결산 지연이 발생할 수 있다.</w:t>
+      </w:r>
+    </w:p>
+    <w:p>
+      <w:pPr>
+        <w:pStyle w:val="ListBullet"/>
+      </w:pPr>
+      <w:r>
+        <w:t>대상 공장·자재 범위와 담당 조직 및 완료 기준 확정이 지연되면 8월 PP 라우팅 표준화 착수 일정이 지연될 수 있다.</w:t>
+      </w:r>
+    </w:p>
+    <w:p>
+      <w:pPr>
+        <w:pStyle w:val="ListBullet"/>
+      </w:pPr>
+      <w:r>
+        <w:t>코드 매핑·이관 오류로 기존 트랜잭션, 인터페이스, 보고서, 재고 및 원가 이력의 추적성이 훼손될 수 있다.</w:t>
+      </w:r>
+    </w:p>
+    <w:p>
+      <w:pPr>
+        <w:pStyle w:val="ListBullet"/>
+      </w:pPr>
+      <w:r>
+        <w:t>중복 정비 결과가 승인되기 전에 라우팅 표준화를 착수하면 잘못된 BOM·자재 참조와 생산·원가 산출 오류가 발생할 수 있다.</w:t>
+      </w:r>
+    </w:p>
+    <w:p>
+      <w:pPr>
+        <w:pStyle w:val="ListBullet"/>
+      </w:pPr>
+      <w:r>
+        <w:t>CO 보류와 PP·마스터데이터 변경 간 의존성 분석이 부족하면 영향 범위 누락과 회귀 결함이 발생할 수 있다.</w:t>
+      </w:r>
+    </w:p>
+    <w:p>
+      <w:pPr>
+        <w:pStyle w:val="ListBullet"/>
+      </w:pPr>
+      <w:r>
+        <w:t>테스트 제외 범위가 불명확하거나 신규 라우팅·마스터데이터 회귀 테스트가 부족하면 운영 전환 후 기능 및 인터페이스 장애가 발생할 수 있다.</w:t>
+      </w:r>
+    </w:p>
+    <w:p>
+      <w:pPr>
+        <w:pStyle w:val="ListBullet"/>
+      </w:pPr>
+      <w:r>
+        <w:t>변경 승인·접근 통제·감사 추적·데이터 보존 요건이 미흡하면 컴플라이언스 및 내부통제 위반 위험이 있다.</w:t>
+      </w:r>
+    </w:p>
+    <w:p>
+      <w:pPr>
+        <w:pStyle w:val="ListBullet"/>
+      </w:pPr>
+      <w:r>
+        <w:t>고객과 운영 조직에 일정·기능 변경 및 잠재적 보고 불일치를 투명하게 공지하지 않으면 신뢰 저하와 이슈 확산이 발생할 수 있다.</w:t>
+      </w:r>
+    </w:p>
+    <w:p>
+      <w:pPr>
+        <w:pStyle w:val="IntenseQuote"/>
+      </w:pPr>
+      <w:r>
+        <w:t>미해결 질문:</w:t>
+      </w:r>
+    </w:p>
+    <w:p>
+      <w:pPr>
+        <w:pStyle w:val="ListBullet"/>
+      </w:pPr>
+      <w:r>
+        <w:t>CO 내부오더 WBS 전환 보류 기간에 사용할 임시 운영 방식, 담당 조직, 승인권자, 점검 주기 및 허용 가능한 수기 처리 범위는 무엇인가?</w:t>
+      </w:r>
+    </w:p>
+    <w:p>
+      <w:pPr>
+        <w:pStyle w:val="ListBullet"/>
+      </w:pPr>
+      <w:r>
+        <w:t>WBS 전환 재검토 및 재개를 승인할 의사결정권자와 정량적 조건은 무엇인가?</w:t>
+      </w:r>
+    </w:p>
+    <w:p>
+      <w:pPr>
+        <w:pStyle w:val="ListBullet"/>
+      </w:pPr>
+      <w:r>
+        <w:t>PP 라우팅 표준화의 정확한 8월 착수일, 대상 공장·자재·라우팅 범위, 담당 조직 및 착수 승인권자는 누구인가?</w:t>
+      </w:r>
+    </w:p>
+    <w:p>
+      <w:pPr>
+        <w:pStyle w:val="ListBullet"/>
+      </w:pPr>
+      <w:r>
+        <w:t>자재/BOM 코드 중복의 판정 기준, 정비 우선순위, 완료 기준과 최종 승인권자는 무엇인가?</w:t>
+      </w:r>
+    </w:p>
+    <w:p>
+      <w:pPr>
+        <w:pStyle w:val="ListBullet"/>
+      </w:pPr>
+      <w:r>
+        <w:t>구코드-신코드 매핑의 보관 위치와 책임자, 이관·롤백 수행 방식, 원장·재고·원가·인터페이스·보고서 검증의 허용 오차 기준은 무엇인가?</w:t>
+      </w:r>
+    </w:p>
+    <w:p>
+      <w:pPr>
+        <w:pStyle w:val="ListBullet"/>
+      </w:pPr>
+      <w:r>
+        <w:t>CO, PP, 자재/BOM 간 선후관계와 각 단계의 진입·종료 게이트를 누가 승인할 것인가?</w:t>
+      </w:r>
+    </w:p>
+    <w:p>
+      <w:pPr>
+        <w:pStyle w:val="ListBullet"/>
+      </w:pPr>
+      <w:r>
+        <w:t>이번 릴리즈에서 제외되는 CO 기능과 필수 회귀 테스트 범위, 테스트 완료 및 결함 종료 승인 기준은 무엇인가?</w:t>
+      </w:r>
+    </w:p>
+    <w:p>
+      <w:pPr>
+        <w:pStyle w:val="ListBullet"/>
+      </w:pPr>
+      <w:r>
+        <w:t>마스터데이터 변경의 승인권자, 직무분리, 접근권한, 감사로그 및 데이터 보존기간 요건은 무엇인가?</w:t>
+      </w:r>
+    </w:p>
+    <w:p>
+      <w:pPr>
+        <w:pStyle w:val="ListBullet"/>
+      </w:pPr>
+      <w:r>
+        <w:t>고객 및 운영 조직에 공지할 대상·시점·메시지와 보고 불일치 발생 시 대응 책임자는 누구인가?</w:t>
+      </w:r>
+    </w:p>
+    <w:p>
+      <w:r>
+        <w:t>위키 커밋: https://github.com/Abraxaspark91/n8n_termpjt/commit/52f4790dff50ef34a5c6c4126eea351f2c32e3c4</w:t>
+      </w:r>
+    </w:p>
     <w:sectPr>
       <w:pgSz w:w="12240" w:h="15840"/>
       <w:pgMar w:top="1440" w:right="1800" w:bottom="1440" w:left="1800" w:header="720" w:footer="720" w:gutter="0"/>

--- a/scenarios/live/deliverables/산출물_설계서.docx
+++ b/scenarios/live/deliverables/산출물_설계서.docx
@@ -21,6 +21,11 @@
       </w:pPr>
       <w:r>
         <w:t>변경 이력</w:t>
+      </w:r>
+    </w:p>
+    <w:p>
+      <w:r>
+        <w:t>REQ-20260725-SD-FI-KNA1-승인실행: 통합테스트 3차 SD-FI 5건, W-102 KNA1 매핑·운영 재처리 규칙, 개인정보·접근권한 검토, 책임자·승인 게이트와 다음 릴리즈 범위를 반영한다. 최종 승인 기준과 세부 설계 확정 전에는 개발·테스트·배포를 확정하지 않는다.</w:t>
       </w:r>
     </w:p>
     <w:p>
@@ -732,6 +737,203 @@
     <w:p>
       <w:r>
         <w:t>위키 커밋: https://github.com/Abraxaspark91/n8n_termpjt/commit/52f4790dff50ef34a5c6c4126eea351f2c32e3c4</w:t>
+      </w:r>
+    </w:p>
+    <w:p>
+      <w:pPr>
+        <w:pStyle w:val="Heading2"/>
+      </w:pPr>
+      <w:r>
+        <w:t>[REQ-20260725-SD-FI-KNA1-승인실행] SD-FI·KNA1 승인 게이트 변경을 통합테스트·매핑·개인정보·운영 재처리·릴리즈 추적 산출물에 반영한다.</w:t>
+      </w:r>
+    </w:p>
+    <w:p>
+      <w:r>
+        <w:rPr>
+          <w:sz w:val="18"/>
+        </w:rPr>
+        <w:t>일시 2026-08-01T05:16:57.728Z · 요청자 홍길동(고객사) &lt;abraxaspark91@gmail.com&gt; · 소스 outlook(demo, 첨부파일 파싱됨) · 결정 영향분석·필드 및 재처리 규칙·개인정보 검토·직무분리·승인 증적과 객관적 테스트 합격 기준을 산출물에 반영했으며, 최종 승인 기준과 세부 설계 확정 전에는 개발·테스트·배포를 확정하지 않고 승인 게이트 통과 범위만 다음 릴리즈에 반영한다. · DA 5</w:t>
+      </w:r>
+    </w:p>
+    <w:p>
+      <w:pPr>
+        <w:pStyle w:val="ListBullet"/>
+      </w:pPr>
+      <w:r>
+        <w:t>통합테스트 3차에 SD-FI billing→회계전표 인터페이스 5건을 추가하고 정상·오류·경계값·재처리·중복 전표, 세금·가격·통화·회사코드·계정결정 회귀 범위와 객관적 완료·합격 기준을 명시한다.</w:t>
+      </w:r>
+    </w:p>
+    <w:p>
+      <w:pPr>
+        <w:pStyle w:val="ListBullet"/>
+      </w:pPr>
+      <w:r>
+        <w:t>WRICEF W-102 및 고객 마스터 필드 정의에 KNA1 신규 필드의 필수 여부·기본값·허용값·길이·형식·값 변환·누락·오류 처리 규칙과 전표 생성 실패·멱등성·중복 방지·재전송·부분 성공·보상 처리 기준을 일관되게 반영한다.</w:t>
+      </w:r>
+    </w:p>
+    <w:p>
+      <w:pPr>
+        <w:pStyle w:val="ListBullet"/>
+      </w:pPr>
+      <w:r>
+        <w:t>KNA1 신규 필드의 개인정보·고객 식별정보 해당 여부를 검토하고, 해당 시 접근권한·마스킹·보존기간·감사로그·법적 근거·처리 목적·DPIA·고객 통지 필요성을 컴플라이언스 검토서에 반영한다.</w:t>
+      </w:r>
+    </w:p>
+    <w:p>
+      <w:pPr>
+        <w:pStyle w:val="ListBullet"/>
+      </w:pPr>
+      <w:r>
+        <w:t>홍길동을 실무 담당자로 기록하고 승인자, 개발·테스트·배포 책임자 및 변경관리 추적 식별자를 변경관리·릴리즈 계획서에 확정 기록한다.</w:t>
+      </w:r>
+    </w:p>
+    <w:p>
+      <w:pPr>
+        <w:pStyle w:val="ListBullet"/>
+      </w:pPr>
+      <w:r>
+        <w:t>최종 승인 기준과 세부 설계 확정 전에는 개발·테스트·배포를 확정하지 않으며, 승인 게이트를 통과한 범위만 다음 릴리즈에 반영한다.</w:t>
+      </w:r>
+    </w:p>
+    <w:p>
+      <w:pPr>
+        <w:pStyle w:val="IntenseQuote"/>
+      </w:pPr>
+      <w:r>
+        <w:t>리스크:</w:t>
+      </w:r>
+    </w:p>
+    <w:p>
+      <w:pPr>
+        <w:pStyle w:val="ListBullet"/>
+      </w:pPr>
+      <w:r>
+        <w:t>승인 기준과 세부 필드 규칙 확정 전에 개발·테스트를 진행하면 요구사항 불일치와 재작업이 발생할 수 있다.</w:t>
+      </w:r>
+    </w:p>
+    <w:p>
+      <w:pPr>
+        <w:pStyle w:val="ListBullet"/>
+      </w:pPr>
+      <w:r>
+        <w:t>세금·가격·통화·회사코드·계정결정 연계 누락 시 회계전표 오류가 운영 단계에서 발견될 수 있다.</w:t>
+      </w:r>
+    </w:p>
+    <w:p>
+      <w:pPr>
+        <w:pStyle w:val="ListBullet"/>
+      </w:pPr>
+      <w:r>
+        <w:t>오류·경계값·재처리·중복 전표 시나리오가 부족하면 데이터 유실, 중복 전표 또는 부분 실패 결함이 누락될 수 있다.</w:t>
+      </w:r>
+    </w:p>
+    <w:p>
+      <w:pPr>
+        <w:pStyle w:val="ListBullet"/>
+      </w:pPr>
+      <w:r>
+        <w:t>KNA1 신규 필드의 개인정보 검토가 미완료되면 접근통제·마스킹 미흡에 따른 컴플라이언스 및 정보 노출 위험이 있다.</w:t>
+      </w:r>
+    </w:p>
+    <w:p>
+      <w:pPr>
+        <w:pStyle w:val="ListBullet"/>
+      </w:pPr>
+      <w:r>
+        <w:t>승인자·책임자·목표일·변경관리 식별자 미확정 시 다음 릴리즈 일정과 의사결정이 지연될 수 있다.</w:t>
+      </w:r>
+    </w:p>
+    <w:p>
+      <w:pPr>
+        <w:pStyle w:val="ListBullet"/>
+      </w:pPr>
+      <w:r>
+        <w:t>REQ-SEED-1의 기존 SD 반품 프로세스와 연관성 및 충돌 여부를 확인하지 않으면 업무 프로세스 간 영향이 누락될 수 있다.</w:t>
+      </w:r>
+    </w:p>
+    <w:p>
+      <w:pPr>
+        <w:pStyle w:val="IntenseQuote"/>
+      </w:pPr>
+      <w:r>
+        <w:t>미해결 질문:</w:t>
+      </w:r>
+    </w:p>
+    <w:p>
+      <w:pPr>
+        <w:pStyle w:val="ListBullet"/>
+      </w:pPr>
+      <w:r>
+        <w:t>최종 승인 기준, 필수 반영 항목 및 변경 완료 조건은 무엇인가?</w:t>
+      </w:r>
+    </w:p>
+    <w:p>
+      <w:pPr>
+        <w:pStyle w:val="ListBullet"/>
+      </w:pPr>
+      <w:r>
+        <w:t>billing→회계전표 영향분석 대상 시스템과 전체 인터페이스 목록은 무엇인가?</w:t>
+      </w:r>
+    </w:p>
+    <w:p>
+      <w:pPr>
+        <w:pStyle w:val="ListBullet"/>
+      </w:pPr>
+      <w:r>
+        <w:t>통합테스트 5건의 구체적인 케이스, 선정 근거 및 커버리지 기준을 확정했는가?</w:t>
+      </w:r>
+    </w:p>
+    <w:p>
+      <w:pPr>
+        <w:pStyle w:val="ListBullet"/>
+      </w:pPr>
+      <w:r>
+        <w:t>KNA1 신규 필드의 개인정보 해당 여부와 접근권한·마스킹·보존·감사로그 정책은 무엇인가?</w:t>
+      </w:r>
+    </w:p>
+    <w:p>
+      <w:pPr>
+        <w:pStyle w:val="ListBullet"/>
+      </w:pPr>
+      <w:r>
+        <w:t>KNA1 신규 필드의 필수 여부·기본값·허용값·길이·형식·변환 및 누락·오류 처리 규칙은 무엇인가?</w:t>
+      </w:r>
+    </w:p>
+    <w:p>
+      <w:pPr>
+        <w:pStyle w:val="ListBullet"/>
+      </w:pPr>
+      <w:r>
+        <w:t>전표 생성 실패, 재전송, 중복 방지, 부분 성공·보상 처리 및 운영 SLA 기준은 무엇인가?</w:t>
+      </w:r>
+    </w:p>
+    <w:p>
+      <w:pPr>
+        <w:pStyle w:val="ListBullet"/>
+      </w:pPr>
+      <w:r>
+        <w:t>홍길동 외 승인자와 개발·테스트·배포 책임자는 누구인가?</w:t>
+      </w:r>
+    </w:p>
+    <w:p>
+      <w:pPr>
+        <w:pStyle w:val="ListBullet"/>
+      </w:pPr>
+      <w:r>
+        <w:t>다음 릴리즈의 구체적인 목표일과 변경관리 추적 식별자는 무엇인가?</w:t>
+      </w:r>
+    </w:p>
+    <w:p>
+      <w:pPr>
+        <w:pStyle w:val="ListBullet"/>
+      </w:pPr>
+      <w:r>
+        <w:t>REQ-SEED-1의 표준 SD 반품 프로세스와 본 변경의 충돌 여부 및 관련 설계 문서 버전·근거는 확인되었는가?</w:t>
+      </w:r>
+    </w:p>
+    <w:p>
+      <w:r>
+        <w:t>위키 커밋: https://github.com/Abraxaspark91/n8n_termpjt/commit/1cf819585db94f2f5a76072cb4643a99c11da201</w:t>
       </w:r>
     </w:p>
     <w:sectPr>
